--- a/algo/Homework/HW3/Лаб_3.docx
+++ b/algo/Homework/HW3/Лаб_3.docx
@@ -1431,6 +1431,7 @@
           <w:rFonts w:ascii="Times New Roman" w:hAnsi="Times New Roman" w:cs="Times New Roman"/>
           <w:sz w:val="28"/>
           <w:szCs w:val="28"/>
+          <w:lang w:val="en-US"/>
         </w:rPr>
       </w:pPr>
       <w:r>
@@ -1505,6 +1506,28 @@
         </w:rPr>
         <w:t>Репозиторій із кодом:</w:t>
       </w:r>
+    </w:p>
+    <w:p>
+      <w:pPr>
+        <w:spacing w:line="240" w:lineRule="auto"/>
+        <w:rPr>
+          <w:rFonts w:ascii="Times New Roman" w:hAnsi="Times New Roman" w:cs="Times New Roman"/>
+          <w:sz w:val="28"/>
+          <w:szCs w:val="28"/>
+          <w:lang w:val="en-US"/>
+        </w:rPr>
+      </w:pPr>
+      <w:hyperlink r:id="rId7" w:history="1">
+        <w:r>
+          <w:rPr>
+            <w:rStyle w:val="ae"/>
+            <w:rFonts w:ascii="Times New Roman" w:hAnsi="Times New Roman" w:cs="Times New Roman"/>
+            <w:sz w:val="28"/>
+            <w:szCs w:val="28"/>
+          </w:rPr>
+          <w:t>https://github.com/DemiaKo/Univer/tree/master/algo/Homework/HW3</w:t>
+        </w:r>
+      </w:hyperlink>
     </w:p>
     <w:p>
       <w:pPr>

--- a/algo/Homework/HW3/Лаб_3.docx
+++ b/algo/Homework/HW3/Лаб_3.docx
@@ -501,27 +501,7 @@
           <w:szCs w:val="28"/>
         </w:rPr>
         <w:lastRenderedPageBreak/>
-        <w:t>Опис структури</w:t>
-      </w:r>
-      <w:r>
-        <w:rPr>
-          <w:rFonts w:ascii="Times New Roman" w:hAnsi="Times New Roman" w:cs="Times New Roman"/>
-          <w:b/>
-          <w:bCs/>
-          <w:sz w:val="28"/>
-          <w:szCs w:val="28"/>
-        </w:rPr>
-        <w:t xml:space="preserve"> таблиці</w:t>
-      </w:r>
-      <w:r>
-        <w:rPr>
-          <w:rFonts w:ascii="Times New Roman" w:hAnsi="Times New Roman" w:cs="Times New Roman"/>
-          <w:b/>
-          <w:bCs/>
-          <w:sz w:val="28"/>
-          <w:szCs w:val="28"/>
-        </w:rPr>
-        <w:t>:</w:t>
+        <w:t>Опис структури таблиці:</w:t>
       </w:r>
     </w:p>
     <w:p>
@@ -546,61 +526,7 @@
           <w:sz w:val="28"/>
           <w:szCs w:val="28"/>
         </w:rPr>
-        <w:t xml:space="preserve">Структура базується на одновимірному динамічному масиві типу </w:t>
-      </w:r>
-      <w:proofErr w:type="spellStart"/>
-      <w:r>
-        <w:rPr>
-          <w:rFonts w:ascii="Times New Roman" w:hAnsi="Times New Roman" w:cs="Times New Roman"/>
-          <w:sz w:val="28"/>
-          <w:szCs w:val="28"/>
-        </w:rPr>
-        <w:t>float</w:t>
-      </w:r>
-      <w:proofErr w:type="spellEnd"/>
-      <w:r>
-        <w:rPr>
-          <w:rFonts w:ascii="Times New Roman" w:hAnsi="Times New Roman" w:cs="Times New Roman"/>
-          <w:sz w:val="28"/>
-          <w:szCs w:val="28"/>
-        </w:rPr>
-        <w:t>, який імітує двовимірну таблицю заданих розмірів (</w:t>
-      </w:r>
-      <w:proofErr w:type="spellStart"/>
-      <w:r>
-        <w:rPr>
-          <w:rFonts w:ascii="Times New Roman" w:hAnsi="Times New Roman" w:cs="Times New Roman"/>
-          <w:sz w:val="28"/>
-          <w:szCs w:val="28"/>
-        </w:rPr>
-        <w:t>rows</w:t>
-      </w:r>
-      <w:proofErr w:type="spellEnd"/>
-      <w:r>
-        <w:rPr>
-          <w:rFonts w:ascii="Times New Roman" w:hAnsi="Times New Roman" w:cs="Times New Roman"/>
-          <w:sz w:val="28"/>
-          <w:szCs w:val="28"/>
-        </w:rPr>
-        <w:t xml:space="preserve">, </w:t>
-      </w:r>
-      <w:proofErr w:type="spellStart"/>
-      <w:r>
-        <w:rPr>
-          <w:rFonts w:ascii="Times New Roman" w:hAnsi="Times New Roman" w:cs="Times New Roman"/>
-          <w:sz w:val="28"/>
-          <w:szCs w:val="28"/>
-        </w:rPr>
-        <w:t>cols</w:t>
-      </w:r>
-      <w:proofErr w:type="spellEnd"/>
-      <w:r>
-        <w:rPr>
-          <w:rFonts w:ascii="Times New Roman" w:hAnsi="Times New Roman" w:cs="Times New Roman"/>
-          <w:sz w:val="28"/>
-          <w:szCs w:val="28"/>
-        </w:rPr>
-        <w:t>). Цей підхід забезпечує ефективне використання кешу процесора завдяки суміжному розташуванню даних у пам'яті</w:t>
+        <w:t>Структура базується на одновимірному динамічному масиві типу float, який імітує двовимірну таблицю заданих розмірів (rows, cols). Цей підхід забезпечує ефективне використання кешу процесора завдяки суміжному розташуванню даних у пам'яті</w:t>
       </w:r>
     </w:p>
     <w:p>
@@ -677,26 +603,8 @@
           <w:sz w:val="28"/>
           <w:szCs w:val="28"/>
         </w:rPr>
-        <w:t>Спроба створити таблицю з нульовими або від'ємними розмірами генерує виняток</w:t>
-      </w:r>
-      <w:r>
-        <w:rPr>
-          <w:rFonts w:ascii="Times New Roman" w:hAnsi="Times New Roman" w:cs="Times New Roman"/>
-          <w:sz w:val="28"/>
-          <w:szCs w:val="28"/>
-        </w:rPr>
-        <w:t xml:space="preserve"> </w:t>
-      </w:r>
-      <w:proofErr w:type="spellStart"/>
-      <w:r>
-        <w:rPr>
-          <w:rFonts w:ascii="Times New Roman" w:hAnsi="Times New Roman" w:cs="Times New Roman"/>
-          <w:sz w:val="28"/>
-          <w:szCs w:val="28"/>
-        </w:rPr>
-        <w:t>invalid_argument</w:t>
-      </w:r>
-      <w:proofErr w:type="spellEnd"/>
+        <w:t>Спроба створити таблицю з нульовими або від'ємними розмірами генерує виняток invalid_argument</w:t>
+      </w:r>
     </w:p>
     <w:p>
       <w:pPr>
@@ -721,26 +629,8 @@
           <w:sz w:val="28"/>
           <w:szCs w:val="28"/>
         </w:rPr>
-        <w:t>Спроба звернутися до неіснуючого рядка або стовпця генерує виняток</w:t>
-      </w:r>
-      <w:r>
-        <w:rPr>
-          <w:rFonts w:ascii="Times New Roman" w:hAnsi="Times New Roman" w:cs="Times New Roman"/>
-          <w:sz w:val="28"/>
-          <w:szCs w:val="28"/>
-        </w:rPr>
-        <w:t xml:space="preserve"> </w:t>
-      </w:r>
-      <w:proofErr w:type="spellStart"/>
-      <w:r>
-        <w:rPr>
-          <w:rFonts w:ascii="Times New Roman" w:hAnsi="Times New Roman" w:cs="Times New Roman"/>
-          <w:sz w:val="28"/>
-          <w:szCs w:val="28"/>
-        </w:rPr>
-        <w:t>out_of_range</w:t>
-      </w:r>
-      <w:proofErr w:type="spellEnd"/>
+        <w:t>Спроба звернутися до неіснуючого рядка або стовпця генерує виняток out_of_range</w:t>
+      </w:r>
     </w:p>
     <w:p>
       <w:pPr>
@@ -765,15 +655,7 @@
           <w:sz w:val="28"/>
           <w:szCs w:val="28"/>
         </w:rPr>
-        <w:t>Д</w:t>
-      </w:r>
-      <w:r>
-        <w:rPr>
-          <w:rFonts w:ascii="Times New Roman" w:hAnsi="Times New Roman" w:cs="Times New Roman"/>
-          <w:sz w:val="28"/>
-          <w:szCs w:val="28"/>
-        </w:rPr>
-        <w:t>ля коректного керування динамічною пам'яттю реалізовано власний деструктор, конструктор глибокого копіювання та перевантажено оператор присвоювання</w:t>
+        <w:t>Для коректного керування динамічною пам'яттю реалізовано власний деструктор, конструктор глибокого копіювання та перевантажено оператор присвоювання</w:t>
       </w:r>
     </w:p>
     <w:p>
@@ -804,6 +686,45 @@
     </w:p>
     <w:p>
       <w:pPr>
+        <w:pStyle w:val="a9"/>
+        <w:numPr>
+          <w:ilvl w:val="0"/>
+          <w:numId w:val="14"/>
+        </w:numPr>
+        <w:jc w:val="both"/>
+        <w:rPr>
+          <w:rFonts w:ascii="Times New Roman" w:hAnsi="Times New Roman" w:cs="Times New Roman"/>
+          <w:sz w:val="28"/>
+          <w:szCs w:val="28"/>
+        </w:rPr>
+      </w:pPr>
+      <w:r>
+        <w:rPr>
+          <w:rFonts w:ascii="Times New Roman" w:hAnsi="Times New Roman" w:cs="Times New Roman"/>
+          <w:sz w:val="28"/>
+          <w:szCs w:val="28"/>
+        </w:rPr>
+        <w:t>Додано метод search(float), який дозволяє знаходити індекси всіх комірок, що містять задане значення. Для зручної обробки результатів метод повертає дані у вигляді відформатованого рядка</w:t>
+      </w:r>
+      <w:r>
+        <w:rPr>
+          <w:rFonts w:ascii="Times New Roman" w:hAnsi="Times New Roman" w:cs="Times New Roman"/>
+          <w:sz w:val="28"/>
+          <w:szCs w:val="28"/>
+        </w:rPr>
+        <w:t xml:space="preserve">, </w:t>
+      </w:r>
+      <w:r>
+        <w:rPr>
+          <w:rFonts w:ascii="Times New Roman" w:hAnsi="Times New Roman" w:cs="Times New Roman"/>
+          <w:sz w:val="28"/>
+          <w:szCs w:val="28"/>
+        </w:rPr>
+        <w:t>де координати розділені комами</w:t>
+      </w:r>
+    </w:p>
+    <w:p>
+      <w:pPr>
         <w:spacing w:line="240" w:lineRule="auto"/>
         <w:rPr>
           <w:rFonts w:ascii="Times New Roman" w:hAnsi="Times New Roman" w:cs="Times New Roman"/>
@@ -813,10 +734,7 @@
           <w:szCs w:val="28"/>
         </w:rPr>
       </w:pPr>
-    </w:p>
-    <w:p>
-      <w:pPr>
-        <w:spacing w:line="240" w:lineRule="auto"/>
+      <w:r>
         <w:rPr>
           <w:rFonts w:ascii="Times New Roman" w:hAnsi="Times New Roman" w:cs="Times New Roman"/>
           <w:b/>
@@ -824,15 +742,6 @@
           <w:sz w:val="28"/>
           <w:szCs w:val="28"/>
         </w:rPr>
-      </w:pPr>
-      <w:r>
-        <w:rPr>
-          <w:rFonts w:ascii="Times New Roman" w:hAnsi="Times New Roman" w:cs="Times New Roman"/>
-          <w:b/>
-          <w:bCs/>
-          <w:sz w:val="28"/>
-          <w:szCs w:val="28"/>
-        </w:rPr>
         <w:t>Приклад роботи програми:</w:t>
       </w:r>
     </w:p>
@@ -849,21 +758,24 @@
       </w:pPr>
       <w:r>
         <w:rPr>
+          <w:rFonts w:ascii="Times New Roman" w:hAnsi="Times New Roman" w:cs="Times New Roman"/>
           <w:noProof/>
+          <w:sz w:val="28"/>
+          <w:szCs w:val="28"/>
         </w:rPr>
         <w:drawing>
-          <wp:anchor distT="0" distB="0" distL="114300" distR="114300" simplePos="0" relativeHeight="251658240" behindDoc="0" locked="0" layoutInCell="1" allowOverlap="1" wp14:anchorId="21646B2F" wp14:editId="17518BD5">
+          <wp:anchor distT="0" distB="0" distL="114300" distR="114300" simplePos="0" relativeHeight="251658240" behindDoc="0" locked="0" layoutInCell="1" allowOverlap="1" wp14:anchorId="49CDCAF5" wp14:editId="226A1B41">
             <wp:simplePos x="0" y="0"/>
             <wp:positionH relativeFrom="margin">
-              <wp:align>left</wp:align>
+              <wp:align>center</wp:align>
             </wp:positionH>
             <wp:positionV relativeFrom="paragraph">
-              <wp:posOffset>889000</wp:posOffset>
+              <wp:posOffset>879475</wp:posOffset>
             </wp:positionV>
-            <wp:extent cx="6515100" cy="3989254"/>
-            <wp:effectExtent l="0" t="0" r="0" b="0"/>
+            <wp:extent cx="4894580" cy="3824605"/>
+            <wp:effectExtent l="0" t="0" r="1270" b="4445"/>
             <wp:wrapTopAndBottom/>
-            <wp:docPr id="1910490474" name="Рисунок 1"/>
+            <wp:docPr id="1160470234" name="Рисунок 1"/>
             <wp:cNvGraphicFramePr>
               <a:graphicFrameLocks xmlns:a="http://schemas.openxmlformats.org/drawingml/2006/main" noChangeAspect="1"/>
             </wp:cNvGraphicFramePr>
@@ -871,7 +783,7 @@
               <a:graphicData uri="http://schemas.openxmlformats.org/drawingml/2006/picture">
                 <pic:pic xmlns:pic="http://schemas.openxmlformats.org/drawingml/2006/picture">
                   <pic:nvPicPr>
-                    <pic:cNvPr id="1910490474" name=""/>
+                    <pic:cNvPr id="1160470234" name=""/>
                     <pic:cNvPicPr/>
                   </pic:nvPicPr>
                   <pic:blipFill>
@@ -889,7 +801,7 @@
                   <pic:spPr>
                     <a:xfrm>
                       <a:off x="0" y="0"/>
-                      <a:ext cx="6515100" cy="3989254"/>
+                      <a:ext cx="4894580" cy="3824605"/>
                     </a:xfrm>
                     <a:prstGeom prst="rect">
                       <a:avLst/>
@@ -898,43 +810,41 @@
                 </pic:pic>
               </a:graphicData>
             </a:graphic>
+            <wp14:sizeRelH relativeFrom="margin">
+              <wp14:pctWidth>0</wp14:pctWidth>
+            </wp14:sizeRelH>
+            <wp14:sizeRelV relativeFrom="margin">
+              <wp14:pctHeight>0</wp14:pctHeight>
+            </wp14:sizeRelV>
           </wp:anchor>
         </w:drawing>
       </w:r>
       <w:r>
         <w:rPr>
           <w:rFonts w:ascii="Times New Roman" w:hAnsi="Times New Roman" w:cs="Times New Roman"/>
-          <w:sz w:val="28"/>
-          <w:szCs w:val="28"/>
-        </w:rPr>
-        <w:t>Основна програма демонструє створення таблиці розміром 2х2, запис початкових результатів, зміну розміру  до 2х3 із збереженням попередніх даних, роботу механізму глибокого копіювання</w:t>
-      </w:r>
-      <w:r>
-        <w:rPr>
-          <w:rFonts w:ascii="Times New Roman" w:hAnsi="Times New Roman" w:cs="Times New Roman"/>
-          <w:sz w:val="28"/>
-          <w:szCs w:val="28"/>
-        </w:rPr>
-        <w:t xml:space="preserve">, </w:t>
-      </w:r>
-      <w:r>
-        <w:rPr>
-          <w:rFonts w:ascii="Times New Roman" w:hAnsi="Times New Roman" w:cs="Times New Roman"/>
-          <w:sz w:val="28"/>
-          <w:szCs w:val="28"/>
-        </w:rPr>
-        <w:t>а також успішне перехоплення винятків при спробах зламати програму.</w:t>
-      </w:r>
-    </w:p>
-    <w:p>
-      <w:pPr>
-        <w:spacing w:line="240" w:lineRule="auto"/>
-        <w:rPr>
-          <w:rFonts w:ascii="Times New Roman" w:hAnsi="Times New Roman" w:cs="Times New Roman"/>
-          <w:sz w:val="28"/>
-          <w:szCs w:val="28"/>
-        </w:rPr>
-      </w:pPr>
+          <w:noProof/>
+          <w:sz w:val="28"/>
+          <w:szCs w:val="28"/>
+        </w:rPr>
+        <w:t>Основна програма демонструє створення таблиці розміром 2х2, запис початкових результатів, зміну розміру до 2х3 із збереженням попередніх даних, пошук заданого значення з виведенням його координат, роботу механізму глибокого копіювання</w:t>
+      </w:r>
+      <w:r>
+        <w:rPr>
+          <w:rFonts w:ascii="Times New Roman" w:hAnsi="Times New Roman" w:cs="Times New Roman"/>
+          <w:sz w:val="28"/>
+          <w:szCs w:val="28"/>
+        </w:rPr>
+        <w:t>, а також успішне перехоплення винятків при спробах зламати програму.</w:t>
+      </w:r>
+      <w:r>
+        <w:rPr>
+          <w:rFonts w:ascii="Times New Roman" w:hAnsi="Times New Roman" w:cs="Times New Roman"/>
+          <w:noProof/>
+          <w:sz w:val="28"/>
+          <w:szCs w:val="28"/>
+        </w:rPr>
+        <w:t xml:space="preserve"> </w:t>
+      </w:r>
     </w:p>
     <w:p>
       <w:pPr>
@@ -1010,29 +920,7 @@
           <w:sz w:val="28"/>
           <w:szCs w:val="28"/>
         </w:rPr>
-        <w:t xml:space="preserve">Результати виконання </w:t>
-      </w:r>
-      <w:proofErr w:type="spellStart"/>
-      <w:r>
-        <w:rPr>
-          <w:rFonts w:ascii="Times New Roman" w:hAnsi="Times New Roman" w:cs="Times New Roman"/>
-          <w:b/>
-          <w:bCs/>
-          <w:sz w:val="28"/>
-          <w:szCs w:val="28"/>
-        </w:rPr>
-        <w:t>Unit</w:t>
-      </w:r>
-      <w:proofErr w:type="spellEnd"/>
-      <w:r>
-        <w:rPr>
-          <w:rFonts w:ascii="Times New Roman" w:hAnsi="Times New Roman" w:cs="Times New Roman"/>
-          <w:b/>
-          <w:bCs/>
-          <w:sz w:val="28"/>
-          <w:szCs w:val="28"/>
-        </w:rPr>
-        <w:t>-тестів</w:t>
+        <w:t>Результати виконання Unit-тестів</w:t>
       </w:r>
     </w:p>
     <w:p>
@@ -1052,79 +940,7 @@
           <w:sz w:val="28"/>
           <w:szCs w:val="28"/>
         </w:rPr>
-        <w:t xml:space="preserve">Для перевірки коректності роботи структури реалізовано модульні тести за допомогою Microsoft </w:t>
-      </w:r>
-      <w:proofErr w:type="spellStart"/>
-      <w:r>
-        <w:rPr>
-          <w:rFonts w:ascii="Times New Roman" w:hAnsi="Times New Roman" w:cs="Times New Roman"/>
-          <w:sz w:val="28"/>
-          <w:szCs w:val="28"/>
-        </w:rPr>
-        <w:t>Native</w:t>
-      </w:r>
-      <w:proofErr w:type="spellEnd"/>
-      <w:r>
-        <w:rPr>
-          <w:rFonts w:ascii="Times New Roman" w:hAnsi="Times New Roman" w:cs="Times New Roman"/>
-          <w:sz w:val="28"/>
-          <w:szCs w:val="28"/>
-        </w:rPr>
-        <w:t xml:space="preserve"> </w:t>
-      </w:r>
-      <w:proofErr w:type="spellStart"/>
-      <w:r>
-        <w:rPr>
-          <w:rFonts w:ascii="Times New Roman" w:hAnsi="Times New Roman" w:cs="Times New Roman"/>
-          <w:sz w:val="28"/>
-          <w:szCs w:val="28"/>
-        </w:rPr>
-        <w:t>Unit</w:t>
-      </w:r>
-      <w:proofErr w:type="spellEnd"/>
-      <w:r>
-        <w:rPr>
-          <w:rFonts w:ascii="Times New Roman" w:hAnsi="Times New Roman" w:cs="Times New Roman"/>
-          <w:sz w:val="28"/>
-          <w:szCs w:val="28"/>
-        </w:rPr>
-        <w:t xml:space="preserve"> </w:t>
-      </w:r>
-      <w:proofErr w:type="spellStart"/>
-      <w:r>
-        <w:rPr>
-          <w:rFonts w:ascii="Times New Roman" w:hAnsi="Times New Roman" w:cs="Times New Roman"/>
-          <w:sz w:val="28"/>
-          <w:szCs w:val="28"/>
-        </w:rPr>
-        <w:t>Test</w:t>
-      </w:r>
-      <w:proofErr w:type="spellEnd"/>
-      <w:r>
-        <w:rPr>
-          <w:rFonts w:ascii="Times New Roman" w:hAnsi="Times New Roman" w:cs="Times New Roman"/>
-          <w:sz w:val="28"/>
-          <w:szCs w:val="28"/>
-        </w:rPr>
-        <w:t xml:space="preserve"> </w:t>
-      </w:r>
-      <w:proofErr w:type="spellStart"/>
-      <w:r>
-        <w:rPr>
-          <w:rFonts w:ascii="Times New Roman" w:hAnsi="Times New Roman" w:cs="Times New Roman"/>
-          <w:sz w:val="28"/>
-          <w:szCs w:val="28"/>
-        </w:rPr>
-        <w:t>Framework</w:t>
-      </w:r>
-      <w:proofErr w:type="spellEnd"/>
-      <w:r>
-        <w:rPr>
-          <w:rFonts w:ascii="Times New Roman" w:hAnsi="Times New Roman" w:cs="Times New Roman"/>
-          <w:sz w:val="28"/>
-          <w:szCs w:val="28"/>
-        </w:rPr>
-        <w:t>.</w:t>
+        <w:t>Для перевірки коректності роботи структури реалізовано модульні тести за допомогою Microsoft Native Unit Test Framework.</w:t>
       </w:r>
     </w:p>
     <w:p>
@@ -1162,7 +978,6 @@
           <w:szCs w:val="28"/>
         </w:rPr>
       </w:pPr>
-      <w:proofErr w:type="spellStart"/>
       <w:r>
         <w:rPr>
           <w:rFonts w:ascii="Times New Roman" w:hAnsi="Times New Roman" w:cs="Times New Roman"/>
@@ -1173,50 +988,13 @@
         </w:rPr>
         <w:t>Resize</w:t>
       </w:r>
-      <w:proofErr w:type="spellEnd"/>
-      <w:r>
-        <w:rPr>
-          <w:rFonts w:ascii="Times New Roman" w:hAnsi="Times New Roman" w:cs="Times New Roman"/>
-          <w:sz w:val="28"/>
-          <w:szCs w:val="28"/>
-        </w:rPr>
-        <w:t xml:space="preserve">: Перевіряє коректність збільшення розміру таблиці. Дані зі старих комірок повинні успішно </w:t>
-      </w:r>
-      <w:proofErr w:type="spellStart"/>
-      <w:r>
-        <w:rPr>
-          <w:rFonts w:ascii="Times New Roman" w:hAnsi="Times New Roman" w:cs="Times New Roman"/>
-          <w:sz w:val="28"/>
-          <w:szCs w:val="28"/>
-        </w:rPr>
-        <w:t>скопіюватися</w:t>
-      </w:r>
-      <w:proofErr w:type="spellEnd"/>
-      <w:r>
-        <w:rPr>
-          <w:rFonts w:ascii="Times New Roman" w:hAnsi="Times New Roman" w:cs="Times New Roman"/>
-          <w:sz w:val="28"/>
-          <w:szCs w:val="28"/>
-        </w:rPr>
-        <w:t xml:space="preserve"> на нові позиції, а нові комірки — </w:t>
-      </w:r>
-      <w:proofErr w:type="spellStart"/>
-      <w:r>
-        <w:rPr>
-          <w:rFonts w:ascii="Times New Roman" w:hAnsi="Times New Roman" w:cs="Times New Roman"/>
-          <w:sz w:val="28"/>
-          <w:szCs w:val="28"/>
-        </w:rPr>
-        <w:t>ініціалізуватися</w:t>
-      </w:r>
-      <w:proofErr w:type="spellEnd"/>
-      <w:r>
-        <w:rPr>
-          <w:rFonts w:ascii="Times New Roman" w:hAnsi="Times New Roman" w:cs="Times New Roman"/>
-          <w:sz w:val="28"/>
-          <w:szCs w:val="28"/>
-        </w:rPr>
-        <w:t xml:space="preserve"> нулями</w:t>
+      <w:r>
+        <w:rPr>
+          <w:rFonts w:ascii="Times New Roman" w:hAnsi="Times New Roman" w:cs="Times New Roman"/>
+          <w:sz w:val="28"/>
+          <w:szCs w:val="28"/>
+        </w:rPr>
+        <w:t>: Перевіряє коректність збільшення розміру таблиці. Дані зі старих комірок повинні успішно скопіюватися на нові позиції, а нові комірки — ініціалізуватися нулями</w:t>
       </w:r>
     </w:p>
     <w:p>
@@ -1234,7 +1012,6 @@
           <w:szCs w:val="28"/>
         </w:rPr>
       </w:pPr>
-      <w:proofErr w:type="spellStart"/>
       <w:r>
         <w:rPr>
           <w:rFonts w:ascii="Times New Roman" w:hAnsi="Times New Roman" w:cs="Times New Roman"/>
@@ -1243,18 +1020,7 @@
           <w:sz w:val="28"/>
           <w:szCs w:val="28"/>
         </w:rPr>
-        <w:t>Operator_equal</w:t>
-      </w:r>
-      <w:proofErr w:type="spellEnd"/>
-      <w:r>
-        <w:rPr>
-          <w:rFonts w:ascii="Times New Roman" w:hAnsi="Times New Roman" w:cs="Times New Roman"/>
-          <w:b/>
-          <w:bCs/>
-          <w:sz w:val="28"/>
-          <w:szCs w:val="28"/>
-        </w:rPr>
-        <w:t>:</w:t>
+        <w:t>Operator_equal:</w:t>
       </w:r>
       <w:r>
         <w:rPr>
@@ -1280,7 +1046,6 @@
           <w:szCs w:val="28"/>
         </w:rPr>
       </w:pPr>
-      <w:proofErr w:type="spellStart"/>
       <w:r>
         <w:rPr>
           <w:rFonts w:ascii="Times New Roman" w:hAnsi="Times New Roman" w:cs="Times New Roman"/>
@@ -1289,45 +1054,16 @@
           <w:sz w:val="28"/>
           <w:szCs w:val="28"/>
         </w:rPr>
-        <w:t>Out_of_Range</w:t>
-      </w:r>
-      <w:proofErr w:type="spellEnd"/>
-      <w:r>
-        <w:rPr>
-          <w:rFonts w:ascii="Times New Roman" w:hAnsi="Times New Roman" w:cs="Times New Roman"/>
-          <w:b/>
-          <w:bCs/>
-          <w:sz w:val="28"/>
-          <w:szCs w:val="28"/>
-        </w:rPr>
-        <w:t>:</w:t>
-      </w:r>
-      <w:r>
-        <w:rPr>
-          <w:rFonts w:ascii="Times New Roman" w:hAnsi="Times New Roman" w:cs="Times New Roman"/>
-          <w:sz w:val="28"/>
-          <w:szCs w:val="28"/>
-        </w:rPr>
-        <w:t xml:space="preserve"> Перевіряє систему захисту від виходу за межі. Спроба звернутися до стовпця з індексом 5 у таблиці розміром 2х2 успішно перехоплюється винятком</w:t>
-      </w:r>
-      <w:r>
-        <w:rPr>
-          <w:rFonts w:ascii="Times New Roman" w:hAnsi="Times New Roman" w:cs="Times New Roman"/>
-          <w:sz w:val="28"/>
-          <w:szCs w:val="28"/>
-        </w:rPr>
-        <w:t xml:space="preserve"> </w:t>
-      </w:r>
-      <w:proofErr w:type="spellStart"/>
-      <w:r>
-        <w:rPr>
-          <w:rFonts w:ascii="Times New Roman" w:hAnsi="Times New Roman" w:cs="Times New Roman"/>
-          <w:sz w:val="28"/>
-          <w:szCs w:val="28"/>
-        </w:rPr>
-        <w:t>out_of_range</w:t>
-      </w:r>
-      <w:proofErr w:type="spellEnd"/>
+        <w:t>Out_of_Range:</w:t>
+      </w:r>
+      <w:r>
+        <w:rPr>
+          <w:rFonts w:ascii="Times New Roman" w:hAnsi="Times New Roman" w:cs="Times New Roman"/>
+          <w:sz w:val="28"/>
+          <w:szCs w:val="28"/>
+        </w:rPr>
+        <w:t xml:space="preserve"> Перевіряє систему захисту від виходу за межі. Спроба звернутися до стовпця з індексом 5 у таблиці розміром 2х2 успішно перехоплюється винятком out_of_range</w:t>
+      </w:r>
     </w:p>
     <w:p>
       <w:pPr>
@@ -1344,7 +1080,6 @@
           <w:szCs w:val="28"/>
         </w:rPr>
       </w:pPr>
-      <w:proofErr w:type="spellStart"/>
       <w:r>
         <w:rPr>
           <w:rFonts w:ascii="Times New Roman" w:hAnsi="Times New Roman" w:cs="Times New Roman"/>
@@ -1353,9 +1088,48 @@
           <w:sz w:val="28"/>
           <w:szCs w:val="28"/>
         </w:rPr>
-        <w:t>Invalid_Argument</w:t>
-      </w:r>
-      <w:proofErr w:type="spellEnd"/>
+        <w:t>Invalid_Argument:</w:t>
+      </w:r>
+      <w:r>
+        <w:rPr>
+          <w:rFonts w:ascii="Times New Roman" w:hAnsi="Times New Roman" w:cs="Times New Roman"/>
+          <w:sz w:val="28"/>
+          <w:szCs w:val="28"/>
+        </w:rPr>
+        <w:t xml:space="preserve"> Перевіряє захист методів від передачі некоректних параметрів. Спроба викликати resize з від'ємною кількістю стовпців перехоплюється винятком</w:t>
+      </w:r>
+      <w:r>
+        <w:rPr>
+          <w:rFonts w:ascii="Times New Roman" w:hAnsi="Times New Roman" w:cs="Times New Roman"/>
+          <w:sz w:val="28"/>
+          <w:szCs w:val="28"/>
+        </w:rPr>
+        <w:t xml:space="preserve"> </w:t>
+      </w:r>
+      <w:r>
+        <w:rPr>
+          <w:rFonts w:ascii="Times New Roman" w:hAnsi="Times New Roman" w:cs="Times New Roman"/>
+          <w:sz w:val="28"/>
+          <w:szCs w:val="28"/>
+        </w:rPr>
+        <w:t>invalid_argument</w:t>
+      </w:r>
+    </w:p>
+    <w:p>
+      <w:pPr>
+        <w:pStyle w:val="a9"/>
+        <w:numPr>
+          <w:ilvl w:val="0"/>
+          <w:numId w:val="17"/>
+        </w:numPr>
+        <w:spacing w:line="240" w:lineRule="auto"/>
+        <w:jc w:val="both"/>
+        <w:rPr>
+          <w:rFonts w:ascii="Times New Roman" w:hAnsi="Times New Roman" w:cs="Times New Roman"/>
+          <w:sz w:val="28"/>
+          <w:szCs w:val="28"/>
+        </w:rPr>
+      </w:pPr>
       <w:r>
         <w:rPr>
           <w:rFonts w:ascii="Times New Roman" w:hAnsi="Times New Roman" w:cs="Times New Roman"/>
@@ -1364,6 +1138,17 @@
           <w:sz w:val="28"/>
           <w:szCs w:val="28"/>
         </w:rPr>
+        <w:t>Search_Value</w:t>
+      </w:r>
+      <w:r>
+        <w:rPr>
+          <w:rFonts w:ascii="Times New Roman" w:hAnsi="Times New Roman" w:cs="Times New Roman"/>
+          <w:b/>
+          <w:bCs/>
+          <w:sz w:val="28"/>
+          <w:szCs w:val="28"/>
+          <w:lang w:val="en-US"/>
+        </w:rPr>
         <w:t>:</w:t>
       </w:r>
       <w:r>
@@ -1372,44 +1157,16 @@
           <w:sz w:val="28"/>
           <w:szCs w:val="28"/>
         </w:rPr>
-        <w:t xml:space="preserve"> Перевіряє захист методів від передачі некоректних параметрів. Спроба викликати </w:t>
-      </w:r>
-      <w:proofErr w:type="spellStart"/>
-      <w:r>
-        <w:rPr>
-          <w:rFonts w:ascii="Times New Roman" w:hAnsi="Times New Roman" w:cs="Times New Roman"/>
-          <w:sz w:val="28"/>
-          <w:szCs w:val="28"/>
-        </w:rPr>
-        <w:t>resize</w:t>
-      </w:r>
-      <w:proofErr w:type="spellEnd"/>
-      <w:r>
-        <w:rPr>
-          <w:rFonts w:ascii="Times New Roman" w:hAnsi="Times New Roman" w:cs="Times New Roman"/>
-          <w:sz w:val="28"/>
-          <w:szCs w:val="28"/>
-        </w:rPr>
-        <w:t xml:space="preserve"> з від'ємною кількістю стовпців перехоплюється винятком</w:t>
-      </w:r>
-      <w:r>
-        <w:rPr>
-          <w:rFonts w:ascii="Times New Roman" w:hAnsi="Times New Roman" w:cs="Times New Roman"/>
-          <w:sz w:val="28"/>
-          <w:szCs w:val="28"/>
-        </w:rPr>
-        <w:t xml:space="preserve"> </w:t>
-      </w:r>
-      <w:proofErr w:type="spellStart"/>
-      <w:r>
-        <w:rPr>
-          <w:rFonts w:ascii="Times New Roman" w:hAnsi="Times New Roman" w:cs="Times New Roman"/>
-          <w:sz w:val="28"/>
-          <w:szCs w:val="28"/>
-        </w:rPr>
-        <w:t>invalid_argument</w:t>
-      </w:r>
-      <w:proofErr w:type="spellEnd"/>
+        <w:t xml:space="preserve"> П</w:t>
+      </w:r>
+      <w:r>
+        <w:rPr>
+          <w:rFonts w:ascii="Times New Roman" w:hAnsi="Times New Roman" w:cs="Times New Roman"/>
+          <w:sz w:val="28"/>
+          <w:szCs w:val="28"/>
+        </w:rPr>
+        <w:t>еревірка коректності роботи алгоритму пошуку. Тест створює таблицю з кількома однаковими значеннями та перевіряє, чи метод search правильно знаходить усі їхні входження і повертає очікувано відформатований рядок</w:t>
+      </w:r>
     </w:p>
     <w:p>
       <w:pPr>
@@ -1439,10 +1196,10 @@
           <w:noProof/>
         </w:rPr>
         <w:drawing>
-          <wp:inline distT="0" distB="0" distL="0" distR="0" wp14:anchorId="7A80043F" wp14:editId="44B75A69">
-            <wp:extent cx="3552825" cy="1761568"/>
+          <wp:inline distT="0" distB="0" distL="0" distR="0" wp14:anchorId="19350183" wp14:editId="07A5938B">
+            <wp:extent cx="3448158" cy="1838325"/>
             <wp:effectExtent l="0" t="0" r="0" b="0"/>
-            <wp:docPr id="1258096490" name="Рисунок 1"/>
+            <wp:docPr id="1055244245" name="Рисунок 1"/>
             <wp:cNvGraphicFramePr>
               <a:graphicFrameLocks xmlns:a="http://schemas.openxmlformats.org/drawingml/2006/main" noChangeAspect="1"/>
             </wp:cNvGraphicFramePr>
@@ -1450,7 +1207,7 @@
               <a:graphicData uri="http://schemas.openxmlformats.org/drawingml/2006/picture">
                 <pic:pic xmlns:pic="http://schemas.openxmlformats.org/drawingml/2006/picture">
                   <pic:nvPicPr>
-                    <pic:cNvPr id="1258096490" name=""/>
+                    <pic:cNvPr id="1055244245" name=""/>
                     <pic:cNvPicPr/>
                   </pic:nvPicPr>
                   <pic:blipFill>
@@ -1462,7 +1219,7 @@
                   <pic:spPr>
                     <a:xfrm>
                       <a:off x="0" y="0"/>
-                      <a:ext cx="3552982" cy="1761646"/>
+                      <a:ext cx="3452857" cy="1840830"/>
                     </a:xfrm>
                     <a:prstGeom prst="rect">
                       <a:avLst/>
